--- a/Zviti/Zvit2_rozdil.docx
+++ b/Zviti/Zvit2_rozdil.docx
@@ -376,18 +376,8 @@
           <w:sz w:val="36"/>
           <w:szCs w:val="36"/>
         </w:rPr>
-        <w:t xml:space="preserve">на базі практики кафедри </w:t>
-      </w:r>
-      <w:proofErr w:type="spellStart"/>
-      <w:r>
-        <w:rPr>
-          <w:color w:val="000000"/>
-          <w:sz w:val="36"/>
-          <w:szCs w:val="36"/>
-        </w:rPr>
-        <w:t>МПУіК</w:t>
-      </w:r>
-      <w:proofErr w:type="spellEnd"/>
+        <w:t>на базі практики кафедри МПУіК</w:t>
+      </w:r>
     </w:p>
     <w:p>
       <w:pPr>
@@ -407,7 +397,6 @@
           <w:lang w:val="ru-RU"/>
         </w:rPr>
       </w:pPr>
-      <w:proofErr w:type="spellStart"/>
       <w:r>
         <w:rPr>
           <w:color w:val="000000"/>
@@ -415,9 +404,8 @@
           <w:szCs w:val="36"/>
           <w:lang w:val="ru-RU"/>
         </w:rPr>
-        <w:t>лабораторія</w:t>
-      </w:r>
-      <w:proofErr w:type="spellEnd"/>
+        <w:t>лабораторія «</w:t>
+      </w:r>
       <w:r>
         <w:rPr>
           <w:color w:val="000000"/>
@@ -425,9 +413,8 @@
           <w:szCs w:val="36"/>
           <w:lang w:val="ru-RU"/>
         </w:rPr>
-        <w:t xml:space="preserve"> «</w:t>
-      </w:r>
-      <w:proofErr w:type="spellStart"/>
+        <w:t>Обчислювальної практики</w:t>
+      </w:r>
       <w:r>
         <w:rPr>
           <w:color w:val="000000"/>
@@ -435,25 +422,6 @@
           <w:szCs w:val="36"/>
           <w:lang w:val="ru-RU"/>
         </w:rPr>
-        <w:t>Обчислювальної</w:t>
-      </w:r>
-      <w:proofErr w:type="spellEnd"/>
-      <w:r>
-        <w:rPr>
-          <w:color w:val="000000"/>
-          <w:sz w:val="36"/>
-          <w:szCs w:val="36"/>
-          <w:lang w:val="ru-RU"/>
-        </w:rPr>
-        <w:t xml:space="preserve"> практики</w:t>
-      </w:r>
-      <w:r>
-        <w:rPr>
-          <w:color w:val="000000"/>
-          <w:sz w:val="36"/>
-          <w:szCs w:val="36"/>
-          <w:lang w:val="ru-RU"/>
-        </w:rPr>
         <w:t>»</w:t>
       </w:r>
     </w:p>
@@ -1165,6 +1133,8 @@
     <w:p>
       <w:pPr>
         <w:rPr>
+          <w:b/>
+          <w:bCs/>
           <w:sz w:val="28"/>
           <w:szCs w:val="28"/>
           <w:lang w:val="ru-RU"/>
@@ -1172,6 +1142,76 @@
       </w:pPr>
       <w:r>
         <w:rPr>
+          <w:b/>
+          <w:bCs/>
+          <w:sz w:val="28"/>
+          <w:szCs w:val="28"/>
+        </w:rPr>
+        <w:t>Мета роботи:</w:t>
+      </w:r>
+    </w:p>
+    <w:p>
+      <w:pPr>
+        <w:rPr>
+          <w:b/>
+          <w:bCs/>
+          <w:sz w:val="28"/>
+          <w:szCs w:val="28"/>
+          <w:lang w:val="en-US"/>
+        </w:rPr>
+      </w:pPr>
+      <w:r>
+        <w:rPr>
+          <w:sz w:val="28"/>
+          <w:szCs w:val="28"/>
+        </w:rPr>
+        <w:t>Засво</w:t>
+      </w:r>
+      <w:r>
+        <w:rPr>
+          <w:sz w:val="28"/>
+          <w:szCs w:val="28"/>
+        </w:rPr>
+        <w:t xml:space="preserve">їти основні </w:t>
+      </w:r>
+      <w:r>
+        <w:rPr>
+          <w:b/>
+          <w:bCs/>
+          <w:sz w:val="28"/>
+          <w:szCs w:val="28"/>
+        </w:rPr>
+        <w:t>к</w:t>
+      </w:r>
+      <w:r>
+        <w:rPr>
+          <w:b/>
+          <w:bCs/>
+          <w:sz w:val="28"/>
+          <w:szCs w:val="28"/>
+        </w:rPr>
+        <w:t>онтейнери STL</w:t>
+      </w:r>
+    </w:p>
+    <w:p>
+      <w:pPr>
+        <w:rPr>
+          <w:sz w:val="28"/>
+          <w:szCs w:val="28"/>
+          <w:lang w:val="en-US"/>
+        </w:rPr>
+      </w:pPr>
+    </w:p>
+    <w:p>
+      <w:pPr>
+        <w:rPr>
+          <w:sz w:val="28"/>
+          <w:szCs w:val="28"/>
+          <w:lang w:val="en-US"/>
+        </w:rPr>
+      </w:pPr>
+      <w:r>
+        <w:rPr>
           <w:sz w:val="28"/>
           <w:szCs w:val="28"/>
         </w:rPr>
@@ -1183,7 +1223,7 @@
           <w:szCs w:val="28"/>
           <w:lang w:val="ru-RU"/>
         </w:rPr>
-        <w:t>1</w:t>
+        <w:t>2</w:t>
       </w:r>
       <w:r>
         <w:rPr>
@@ -1195,22 +1235,129 @@
       <w:r>
         <w:t xml:space="preserve"> </w:t>
       </w:r>
-      <w:r>
-        <w:rPr>
-          <w:sz w:val="28"/>
-          <w:szCs w:val="28"/>
-        </w:rPr>
-        <w:t>Рекурсивні підпрограми.</w:t>
-      </w:r>
-    </w:p>
-    <w:p>
-      <w:pPr>
-        <w:rPr>
+    </w:p>
+    <w:p>
+      <w:pPr>
+        <w:rPr>
+          <w:b/>
+          <w:bCs/>
+          <w:sz w:val="28"/>
+          <w:szCs w:val="28"/>
+        </w:rPr>
+      </w:pPr>
+      <w:r>
+        <w:rPr>
+          <w:b/>
+          <w:bCs/>
+          <w:sz w:val="28"/>
+          <w:szCs w:val="28"/>
+        </w:rPr>
+        <w:t>З</w:t>
+      </w:r>
+      <w:r>
+        <w:rPr>
+          <w:b/>
+          <w:bCs/>
+          <w:sz w:val="28"/>
+          <w:szCs w:val="28"/>
+        </w:rPr>
+        <w:t>адачі</w:t>
+      </w:r>
+      <w:r>
+        <w:rPr>
+          <w:b/>
+          <w:bCs/>
           <w:sz w:val="28"/>
           <w:szCs w:val="28"/>
           <w:lang w:val="ru-RU"/>
         </w:rPr>
-      </w:pPr>
+        <w:t>:</w:t>
+      </w:r>
+    </w:p>
+    <w:p>
+      <w:pPr>
+        <w:rPr>
+          <w:sz w:val="28"/>
+          <w:szCs w:val="28"/>
+        </w:rPr>
+      </w:pPr>
+      <w:r>
+        <w:rPr>
+          <w:b/>
+          <w:bCs/>
+          <w:sz w:val="28"/>
+          <w:szCs w:val="28"/>
+        </w:rPr>
+        <w:t>1.</w:t>
+      </w:r>
+      <w:r>
+        <w:rPr>
+          <w:sz w:val="28"/>
+          <w:szCs w:val="28"/>
+        </w:rPr>
+        <w:t xml:space="preserve"> </w:t>
+      </w:r>
+      <w:r>
+        <w:rPr>
+          <w:sz w:val="28"/>
+          <w:szCs w:val="28"/>
+        </w:rPr>
+        <w:t>Дано числа A і B та вектори V1 і V2, кожен з яких містить не менше</w:t>
+      </w:r>
+    </w:p>
+    <w:p>
+      <w:pPr>
+        <w:rPr>
+          <w:sz w:val="28"/>
+          <w:szCs w:val="28"/>
+        </w:rPr>
+      </w:pPr>
+      <w:r>
+        <w:rPr>
+          <w:sz w:val="28"/>
+          <w:szCs w:val="28"/>
+        </w:rPr>
+        <w:t>10 елементів. Заповнити перші 5 елементів кожного вектора значеннями A, а</w:t>
+      </w:r>
+    </w:p>
+    <w:p>
+      <w:pPr>
+        <w:rPr>
+          <w:sz w:val="28"/>
+          <w:szCs w:val="28"/>
+        </w:rPr>
+      </w:pPr>
+      <w:r>
+        <w:rPr>
+          <w:sz w:val="28"/>
+          <w:szCs w:val="28"/>
+        </w:rPr>
+        <w:t>останні 5 – значеннями B. При перетворенні вектора V1 використовувати два</w:t>
+      </w:r>
+    </w:p>
+    <w:p>
+      <w:pPr>
+        <w:rPr>
+          <w:sz w:val="28"/>
+          <w:szCs w:val="28"/>
+        </w:rPr>
+      </w:pPr>
+      <w:r>
+        <w:rPr>
+          <w:sz w:val="28"/>
+          <w:szCs w:val="28"/>
+        </w:rPr>
+        <w:t>виклики алгоритму fill, при перетворенні вектора V2 використовувати два</w:t>
+      </w:r>
+    </w:p>
+    <w:p>
+      <w:r>
+        <w:rPr>
+          <w:sz w:val="28"/>
+          <w:szCs w:val="28"/>
+        </w:rPr>
+        <w:t>виклики алгоритму fill_n.</w:t>
+      </w:r>
     </w:p>
     <w:p>
       <w:pPr>
@@ -1229,296 +1376,33 @@
           <w:sz w:val="28"/>
           <w:szCs w:val="28"/>
         </w:rPr>
-        <w:t>Мета роботи:</w:t>
-      </w:r>
-    </w:p>
-    <w:p>
-      <w:pPr>
-        <w:rPr>
+        <w:t>Код</w:t>
+      </w:r>
+      <w:r>
+        <w:rPr>
+          <w:b/>
+          <w:bCs/>
           <w:sz w:val="28"/>
           <w:szCs w:val="28"/>
           <w:lang w:val="ru-RU"/>
         </w:rPr>
-      </w:pPr>
-      <w:r>
-        <w:rPr>
-          <w:sz w:val="28"/>
-          <w:szCs w:val="28"/>
-        </w:rPr>
-        <w:t>Засво</w:t>
-      </w:r>
-      <w:r>
-        <w:rPr>
-          <w:sz w:val="28"/>
-          <w:szCs w:val="28"/>
-        </w:rPr>
-        <w:t xml:space="preserve">їти основні </w:t>
-      </w:r>
-      <w:r>
-        <w:rPr>
-          <w:b/>
-          <w:bCs/>
-          <w:sz w:val="28"/>
-          <w:szCs w:val="28"/>
-        </w:rPr>
-        <w:t>к</w:t>
-      </w:r>
-      <w:r>
-        <w:rPr>
-          <w:b/>
-          <w:bCs/>
-          <w:sz w:val="28"/>
-          <w:szCs w:val="28"/>
-        </w:rPr>
-        <w:t>онтейнери STL</w:t>
-      </w:r>
-    </w:p>
-    <w:p>
-      <w:pPr>
-        <w:rPr>
-          <w:b/>
-          <w:bCs/>
-          <w:sz w:val="28"/>
-          <w:szCs w:val="28"/>
-        </w:rPr>
-      </w:pPr>
-      <w:r>
-        <w:rPr>
-          <w:b/>
-          <w:bCs/>
-          <w:sz w:val="28"/>
-          <w:szCs w:val="28"/>
-        </w:rPr>
-        <w:t>З</w:t>
-      </w:r>
-      <w:r>
-        <w:rPr>
-          <w:b/>
-          <w:bCs/>
-          <w:sz w:val="28"/>
-          <w:szCs w:val="28"/>
-        </w:rPr>
-        <w:t>адачі</w:t>
-      </w:r>
-      <w:r>
-        <w:rPr>
-          <w:b/>
-          <w:bCs/>
-          <w:sz w:val="28"/>
-          <w:szCs w:val="28"/>
-          <w:lang w:val="ru-RU"/>
-        </w:rPr>
         <w:t>:</w:t>
       </w:r>
     </w:p>
     <w:p>
       <w:pPr>
         <w:rPr>
-          <w:sz w:val="28"/>
-          <w:szCs w:val="28"/>
-        </w:rPr>
-      </w:pPr>
-      <w:r>
-        <w:rPr>
-          <w:b/>
-          <w:bCs/>
-          <w:sz w:val="28"/>
-          <w:szCs w:val="28"/>
-        </w:rPr>
-        <w:t>1.</w:t>
-      </w:r>
-      <w:r>
-        <w:rPr>
-          <w:sz w:val="28"/>
-          <w:szCs w:val="28"/>
-        </w:rPr>
-        <w:t xml:space="preserve"> </w:t>
-      </w:r>
-      <w:r>
-        <w:rPr>
-          <w:sz w:val="28"/>
-          <w:szCs w:val="28"/>
-        </w:rPr>
-        <w:t>Дано числа A і B та вектори V1 і V2, кожен з яких містить не менше</w:t>
-      </w:r>
-    </w:p>
-    <w:p>
-      <w:pPr>
-        <w:rPr>
-          <w:sz w:val="28"/>
-          <w:szCs w:val="28"/>
-        </w:rPr>
-      </w:pPr>
-      <w:r>
-        <w:rPr>
-          <w:sz w:val="28"/>
-          <w:szCs w:val="28"/>
-        </w:rPr>
-        <w:t xml:space="preserve">10 елементів. Заповнити перші 5 елементів кожного </w:t>
-      </w:r>
-      <w:proofErr w:type="spellStart"/>
-      <w:r>
-        <w:rPr>
-          <w:sz w:val="28"/>
-          <w:szCs w:val="28"/>
-        </w:rPr>
-        <w:t>вектора</w:t>
-      </w:r>
-      <w:proofErr w:type="spellEnd"/>
-      <w:r>
-        <w:rPr>
-          <w:sz w:val="28"/>
-          <w:szCs w:val="28"/>
-        </w:rPr>
-        <w:t xml:space="preserve"> значеннями A, а</w:t>
-      </w:r>
-    </w:p>
-    <w:p>
-      <w:pPr>
-        <w:rPr>
-          <w:sz w:val="28"/>
-          <w:szCs w:val="28"/>
-        </w:rPr>
-      </w:pPr>
-      <w:r>
-        <w:rPr>
-          <w:sz w:val="28"/>
-          <w:szCs w:val="28"/>
-        </w:rPr>
-        <w:t xml:space="preserve">останні 5 – значеннями B. При перетворенні </w:t>
-      </w:r>
-      <w:proofErr w:type="spellStart"/>
-      <w:r>
-        <w:rPr>
-          <w:sz w:val="28"/>
-          <w:szCs w:val="28"/>
-        </w:rPr>
-        <w:t>вектора</w:t>
-      </w:r>
-      <w:proofErr w:type="spellEnd"/>
-      <w:r>
-        <w:rPr>
-          <w:sz w:val="28"/>
-          <w:szCs w:val="28"/>
-        </w:rPr>
-        <w:t xml:space="preserve"> V1 використовувати два</w:t>
-      </w:r>
-    </w:p>
-    <w:p>
-      <w:pPr>
-        <w:rPr>
-          <w:sz w:val="28"/>
-          <w:szCs w:val="28"/>
-        </w:rPr>
-      </w:pPr>
-      <w:r>
-        <w:rPr>
-          <w:sz w:val="28"/>
-          <w:szCs w:val="28"/>
-        </w:rPr>
-        <w:t xml:space="preserve">виклики алгоритму </w:t>
-      </w:r>
-      <w:proofErr w:type="spellStart"/>
-      <w:r>
-        <w:rPr>
-          <w:sz w:val="28"/>
-          <w:szCs w:val="28"/>
-        </w:rPr>
-        <w:t>fill</w:t>
-      </w:r>
-      <w:proofErr w:type="spellEnd"/>
-      <w:r>
-        <w:rPr>
-          <w:sz w:val="28"/>
-          <w:szCs w:val="28"/>
-        </w:rPr>
-        <w:t xml:space="preserve">, при перетворенні </w:t>
-      </w:r>
-      <w:proofErr w:type="spellStart"/>
-      <w:r>
-        <w:rPr>
-          <w:sz w:val="28"/>
-          <w:szCs w:val="28"/>
-        </w:rPr>
-        <w:t>вектора</w:t>
-      </w:r>
-      <w:proofErr w:type="spellEnd"/>
-      <w:r>
-        <w:rPr>
-          <w:sz w:val="28"/>
-          <w:szCs w:val="28"/>
-        </w:rPr>
-        <w:t xml:space="preserve"> V2 використовувати два</w:t>
-      </w:r>
-    </w:p>
-    <w:p>
-      <w:r>
-        <w:rPr>
-          <w:sz w:val="28"/>
-          <w:szCs w:val="28"/>
-        </w:rPr>
-        <w:t xml:space="preserve">виклики алгоритму </w:t>
-      </w:r>
-      <w:proofErr w:type="spellStart"/>
-      <w:r>
-        <w:rPr>
-          <w:sz w:val="28"/>
-          <w:szCs w:val="28"/>
-        </w:rPr>
-        <w:t>fill_n</w:t>
-      </w:r>
-      <w:proofErr w:type="spellEnd"/>
-      <w:r>
-        <w:rPr>
-          <w:sz w:val="28"/>
-          <w:szCs w:val="28"/>
-        </w:rPr>
-        <w:t>.</w:t>
-      </w:r>
-    </w:p>
-    <w:p>
-      <w:pPr>
-        <w:rPr>
-          <w:b/>
-          <w:bCs/>
-          <w:sz w:val="28"/>
-          <w:szCs w:val="28"/>
-          <w:lang w:val="en-US"/>
-        </w:rPr>
-      </w:pPr>
-      <w:r>
-        <w:rPr>
-          <w:b/>
-          <w:bCs/>
-          <w:sz w:val="28"/>
-          <w:szCs w:val="28"/>
-        </w:rPr>
-        <w:t>Код</w:t>
-      </w:r>
-      <w:r>
-        <w:rPr>
-          <w:b/>
-          <w:bCs/>
-          <w:sz w:val="28"/>
-          <w:szCs w:val="28"/>
-          <w:lang w:val="en-US"/>
-        </w:rPr>
-        <w:t>:</w:t>
-      </w:r>
-    </w:p>
-    <w:p>
-      <w:pPr>
-        <w:rPr>
-          <w:b/>
-          <w:bCs/>
-          <w:sz w:val="28"/>
-          <w:szCs w:val="28"/>
-        </w:rPr>
-      </w:pPr>
-      <w:r>
-        <w:rPr>
-          <w:b/>
-          <w:bCs/>
+          <w:b/>
+          <w:bCs/>
+          <w:sz w:val="28"/>
+          <w:szCs w:val="28"/>
+        </w:rPr>
+      </w:pPr>
+      <w:r>
+        <w:rPr>
+          <w:b/>
+          <w:bCs/>
+          <w:noProof/>
           <w:sz w:val="28"/>
           <w:szCs w:val="28"/>
           <w:lang w:val="en-US"/>
@@ -1605,6 +1489,7 @@
         <w:rPr>
           <w:b/>
           <w:bCs/>
+          <w:noProof/>
           <w:sz w:val="28"/>
           <w:szCs w:val="28"/>
           <w:lang w:val="en-US"/>
@@ -1677,21 +1562,12 @@
           <w:szCs w:val="28"/>
         </w:rPr>
       </w:pPr>
-      <w:proofErr w:type="spellStart"/>
-      <w:r>
-        <w:rPr>
-          <w:sz w:val="28"/>
-          <w:szCs w:val="28"/>
-        </w:rPr>
-        <w:t>вектора</w:t>
-      </w:r>
-      <w:proofErr w:type="spellEnd"/>
-      <w:r>
-        <w:rPr>
-          <w:sz w:val="28"/>
-          <w:szCs w:val="28"/>
-        </w:rPr>
-        <w:t xml:space="preserve"> 5 елементів зі значеннями A, а в кінець – 5 елементів зі значеннями B.</w:t>
+      <w:r>
+        <w:rPr>
+          <w:sz w:val="28"/>
+          <w:szCs w:val="28"/>
+        </w:rPr>
+        <w:t>вектора 5 елементів зі значеннями A, а в кінець – 5 елементів зі значеннями B.</w:t>
       </w:r>
       <w:r>
         <w:rPr>
@@ -1705,39 +1581,7 @@
           <w:sz w:val="28"/>
           <w:szCs w:val="28"/>
         </w:rPr>
-        <w:t xml:space="preserve">При перетворенні </w:t>
-      </w:r>
-      <w:proofErr w:type="spellStart"/>
-      <w:r>
-        <w:rPr>
-          <w:sz w:val="28"/>
-          <w:szCs w:val="28"/>
-        </w:rPr>
-        <w:t>вектора</w:t>
-      </w:r>
-      <w:proofErr w:type="spellEnd"/>
-      <w:r>
-        <w:rPr>
-          <w:sz w:val="28"/>
-          <w:szCs w:val="28"/>
-        </w:rPr>
-        <w:t xml:space="preserve"> V1 використовувати два виклики алгоритму </w:t>
-      </w:r>
-      <w:proofErr w:type="spellStart"/>
-      <w:r>
-        <w:rPr>
-          <w:sz w:val="28"/>
-          <w:szCs w:val="28"/>
-        </w:rPr>
-        <w:t>fill_n</w:t>
-      </w:r>
-      <w:proofErr w:type="spellEnd"/>
-      <w:r>
-        <w:rPr>
-          <w:sz w:val="28"/>
-          <w:szCs w:val="28"/>
-        </w:rPr>
-        <w:t xml:space="preserve"> з</w:t>
+        <w:t>При перетворенні вектора V1 використовувати два виклики алгоритму fill_n з</w:t>
       </w:r>
       <w:r>
         <w:rPr>
@@ -1751,55 +1595,7 @@
           <w:sz w:val="28"/>
           <w:szCs w:val="28"/>
         </w:rPr>
-        <w:t xml:space="preserve">функціями </w:t>
-      </w:r>
-      <w:proofErr w:type="spellStart"/>
-      <w:r>
-        <w:rPr>
-          <w:sz w:val="28"/>
-          <w:szCs w:val="28"/>
-        </w:rPr>
-        <w:t>inserter</w:t>
-      </w:r>
-      <w:proofErr w:type="spellEnd"/>
-      <w:r>
-        <w:rPr>
-          <w:sz w:val="28"/>
-          <w:szCs w:val="28"/>
-        </w:rPr>
-        <w:t xml:space="preserve"> та </w:t>
-      </w:r>
-      <w:proofErr w:type="spellStart"/>
-      <w:r>
-        <w:rPr>
-          <w:sz w:val="28"/>
-          <w:szCs w:val="28"/>
-        </w:rPr>
-        <w:t>back_inserter</w:t>
-      </w:r>
-      <w:proofErr w:type="spellEnd"/>
-      <w:r>
-        <w:rPr>
-          <w:sz w:val="28"/>
-          <w:szCs w:val="28"/>
-        </w:rPr>
-        <w:t xml:space="preserve"> (дані функції повертають </w:t>
-      </w:r>
-      <w:proofErr w:type="spellStart"/>
-      <w:r>
-        <w:rPr>
-          <w:sz w:val="28"/>
-          <w:szCs w:val="28"/>
-        </w:rPr>
-        <w:t>ітератори</w:t>
-      </w:r>
-      <w:proofErr w:type="spellEnd"/>
-      <w:r>
-        <w:rPr>
-          <w:sz w:val="28"/>
-          <w:szCs w:val="28"/>
-        </w:rPr>
-        <w:t xml:space="preserve"> вставки),</w:t>
+        <w:t>функціями inserter та back_inserter (дані функції повертають ітератори вставки),</w:t>
       </w:r>
       <w:r>
         <w:rPr>
@@ -1813,39 +1609,7 @@
           <w:sz w:val="28"/>
           <w:szCs w:val="28"/>
         </w:rPr>
-        <w:t xml:space="preserve">при перетворенні </w:t>
-      </w:r>
-      <w:proofErr w:type="spellStart"/>
-      <w:r>
-        <w:rPr>
-          <w:sz w:val="28"/>
-          <w:szCs w:val="28"/>
-        </w:rPr>
-        <w:t>вектора</w:t>
-      </w:r>
-      <w:proofErr w:type="spellEnd"/>
-      <w:r>
-        <w:rPr>
-          <w:sz w:val="28"/>
-          <w:szCs w:val="28"/>
-        </w:rPr>
-        <w:t xml:space="preserve"> V2 використовувати два виклики Функція-член </w:t>
-      </w:r>
-      <w:proofErr w:type="spellStart"/>
-      <w:r>
-        <w:rPr>
-          <w:sz w:val="28"/>
-          <w:szCs w:val="28"/>
-        </w:rPr>
-        <w:t>insert</w:t>
-      </w:r>
-      <w:proofErr w:type="spellEnd"/>
-      <w:r>
-        <w:rPr>
-          <w:sz w:val="28"/>
-          <w:szCs w:val="28"/>
-        </w:rPr>
-        <w:t>.</w:t>
+        <w:t>при перетворенні вектора V2 використовувати два виклики Функція-член insert.</w:t>
       </w:r>
       <w:r>
         <w:rPr>
@@ -1913,6 +1677,7 @@
         <w:rPr>
           <w:b/>
           <w:bCs/>
+          <w:noProof/>
           <w:sz w:val="28"/>
           <w:szCs w:val="28"/>
         </w:rPr>
@@ -1996,6 +1761,7 @@
         <w:rPr>
           <w:b/>
           <w:bCs/>
+          <w:noProof/>
           <w:sz w:val="28"/>
           <w:szCs w:val="28"/>
         </w:rPr>
@@ -2039,20 +1805,723 @@
     <w:p>
       <w:pPr>
         <w:rPr>
-          <w:b/>
-          <w:bCs/>
-          <w:sz w:val="28"/>
-          <w:szCs w:val="28"/>
-        </w:rPr>
-      </w:pPr>
-      <w:r>
-        <w:rPr>
-          <w:b/>
-          <w:bCs/>
+          <w:sz w:val="28"/>
+          <w:szCs w:val="28"/>
+          <w:lang w:val="ru-RU"/>
+        </w:rPr>
+      </w:pPr>
+      <w:r>
+        <w:rPr>
           <w:sz w:val="28"/>
           <w:szCs w:val="28"/>
         </w:rPr>
         <w:lastRenderedPageBreak/>
+        <w:t>Завдання №</w:t>
+      </w:r>
+      <w:r>
+        <w:rPr>
+          <w:sz w:val="28"/>
+          <w:szCs w:val="28"/>
+          <w:lang w:val="ru-RU"/>
+        </w:rPr>
+        <w:t>3</w:t>
+      </w:r>
+      <w:r>
+        <w:rPr>
+          <w:sz w:val="28"/>
+          <w:szCs w:val="28"/>
+        </w:rPr>
+        <w:t>.</w:t>
+      </w:r>
+      <w:r>
+        <w:t xml:space="preserve"> </w:t>
+      </w:r>
+    </w:p>
+    <w:p>
+      <w:pPr>
+        <w:rPr>
+          <w:b/>
+          <w:bCs/>
+          <w:sz w:val="28"/>
+          <w:szCs w:val="28"/>
+        </w:rPr>
+      </w:pPr>
+      <w:r>
+        <w:rPr>
+          <w:b/>
+          <w:bCs/>
+          <w:sz w:val="28"/>
+          <w:szCs w:val="28"/>
+        </w:rPr>
+        <w:t>З</w:t>
+      </w:r>
+      <w:r>
+        <w:rPr>
+          <w:b/>
+          <w:bCs/>
+          <w:sz w:val="28"/>
+          <w:szCs w:val="28"/>
+        </w:rPr>
+        <w:t>адачі</w:t>
+      </w:r>
+      <w:r>
+        <w:rPr>
+          <w:b/>
+          <w:bCs/>
+          <w:sz w:val="28"/>
+          <w:szCs w:val="28"/>
+          <w:lang w:val="ru-RU"/>
+        </w:rPr>
+        <w:t>:</w:t>
+      </w:r>
+    </w:p>
+    <w:p>
+      <w:pPr>
+        <w:rPr>
+          <w:sz w:val="28"/>
+          <w:szCs w:val="28"/>
+        </w:rPr>
+      </w:pPr>
+      <w:r>
+        <w:rPr>
+          <w:b/>
+          <w:bCs/>
+          <w:sz w:val="28"/>
+          <w:szCs w:val="28"/>
+        </w:rPr>
+        <w:t>1.</w:t>
+      </w:r>
+      <w:r>
+        <w:rPr>
+          <w:sz w:val="28"/>
+          <w:szCs w:val="28"/>
+        </w:rPr>
+        <w:t xml:space="preserve"> </w:t>
+      </w:r>
+      <w:r>
+        <w:rPr>
+          <w:sz w:val="28"/>
+          <w:szCs w:val="28"/>
+        </w:rPr>
+        <w:t>1. Дано вектор V. визначити кількість повторень кожного числа у</w:t>
+      </w:r>
+    </w:p>
+    <w:p>
+      <w:pPr>
+        <w:rPr>
+          <w:sz w:val="28"/>
+          <w:szCs w:val="28"/>
+          <w:lang w:val="en-US"/>
+        </w:rPr>
+      </w:pPr>
+      <w:r>
+        <w:rPr>
+          <w:sz w:val="28"/>
+          <w:szCs w:val="28"/>
+        </w:rPr>
+        <w:t>векторі V і вивести всі різні елементи вектора V разом з кількістю їх</w:t>
+      </w:r>
+      <w:r>
+        <w:rPr>
+          <w:sz w:val="28"/>
+          <w:szCs w:val="28"/>
+        </w:rPr>
+        <w:t xml:space="preserve"> </w:t>
+      </w:r>
+      <w:r>
+        <w:rPr>
+          <w:sz w:val="28"/>
+          <w:szCs w:val="28"/>
+        </w:rPr>
+        <w:t>повторень (у</w:t>
+      </w:r>
+      <w:r>
+        <w:rPr>
+          <w:sz w:val="28"/>
+          <w:szCs w:val="28"/>
+        </w:rPr>
+        <w:t xml:space="preserve"> </w:t>
+      </w:r>
+      <w:r>
+        <w:rPr>
+          <w:sz w:val="28"/>
+          <w:szCs w:val="28"/>
+        </w:rPr>
+        <w:t>порядку зростання значень елементів); кількість повторень виводити відразу після</w:t>
+      </w:r>
+      <w:r>
+        <w:rPr>
+          <w:sz w:val="28"/>
+          <w:szCs w:val="28"/>
+        </w:rPr>
+        <w:t xml:space="preserve"> </w:t>
+      </w:r>
+      <w:r>
+        <w:rPr>
+          <w:sz w:val="28"/>
+          <w:szCs w:val="28"/>
+        </w:rPr>
+        <w:t>значення відповідного елемента. Використовувати допоміжне відображення M</w:t>
+      </w:r>
+      <w:r>
+        <w:rPr>
+          <w:sz w:val="28"/>
+          <w:szCs w:val="28"/>
+          <w:lang w:val="ru-RU"/>
+        </w:rPr>
+        <w:t xml:space="preserve"> </w:t>
+      </w:r>
+      <w:r>
+        <w:rPr>
+          <w:sz w:val="28"/>
+          <w:szCs w:val="28"/>
+        </w:rPr>
+        <w:t>(клас map), ключами якого є різні елементи</w:t>
+      </w:r>
+      <w:r>
+        <w:rPr>
+          <w:sz w:val="28"/>
+          <w:szCs w:val="28"/>
+          <w:lang w:val="ru-RU"/>
+        </w:rPr>
+        <w:t xml:space="preserve"> </w:t>
+      </w:r>
+      <w:r>
+        <w:rPr>
+          <w:sz w:val="28"/>
+          <w:szCs w:val="28"/>
+        </w:rPr>
+        <w:t>вектора V, а значеннями кількість</w:t>
+      </w:r>
+      <w:r>
+        <w:rPr>
+          <w:sz w:val="28"/>
+          <w:szCs w:val="28"/>
+          <w:lang w:val="ru-RU"/>
+        </w:rPr>
+        <w:t xml:space="preserve"> </w:t>
+      </w:r>
+      <w:r>
+        <w:rPr>
+          <w:sz w:val="28"/>
+          <w:szCs w:val="28"/>
+        </w:rPr>
+        <w:t>повторень цих елементів. При заповненні</w:t>
+      </w:r>
+      <w:r>
+        <w:rPr>
+          <w:sz w:val="28"/>
+          <w:szCs w:val="28"/>
+          <w:lang w:val="ru-RU"/>
+        </w:rPr>
+        <w:t xml:space="preserve"> </w:t>
+      </w:r>
+      <w:r>
+        <w:rPr>
+          <w:sz w:val="28"/>
+          <w:szCs w:val="28"/>
+        </w:rPr>
+        <w:t>відображення M не використовувати</w:t>
+      </w:r>
+      <w:r>
+        <w:rPr>
+          <w:sz w:val="28"/>
+          <w:szCs w:val="28"/>
+          <w:lang w:val="ru-RU"/>
+        </w:rPr>
+        <w:t xml:space="preserve"> </w:t>
+      </w:r>
+      <w:r>
+        <w:rPr>
+          <w:sz w:val="28"/>
+          <w:szCs w:val="28"/>
+        </w:rPr>
+        <w:t>умовні конструкції (достатньо операцій індексування [] та інкременту). Елементи</w:t>
+      </w:r>
+      <w:r>
+        <w:rPr>
+          <w:sz w:val="28"/>
+          <w:szCs w:val="28"/>
+          <w:lang w:val="ru-RU"/>
+        </w:rPr>
+        <w:t xml:space="preserve"> </w:t>
+      </w:r>
+      <w:r>
+        <w:rPr>
+          <w:sz w:val="28"/>
+          <w:szCs w:val="28"/>
+        </w:rPr>
+        <w:t>вектора V (при заповненні відображення M) та елементи відображення M (при</w:t>
+      </w:r>
+      <w:r>
+        <w:rPr>
+          <w:sz w:val="28"/>
+          <w:szCs w:val="28"/>
+          <w:lang w:val="ru-RU"/>
+        </w:rPr>
+        <w:t xml:space="preserve"> </w:t>
+      </w:r>
+      <w:r>
+        <w:rPr>
+          <w:sz w:val="28"/>
+          <w:szCs w:val="28"/>
+        </w:rPr>
+        <w:t>виведенні отриманих</w:t>
+      </w:r>
+      <w:r>
+        <w:rPr>
+          <w:sz w:val="28"/>
+          <w:szCs w:val="28"/>
+          <w:lang w:val="ru-RU"/>
+        </w:rPr>
+        <w:t xml:space="preserve"> </w:t>
+      </w:r>
+      <w:r>
+        <w:rPr>
+          <w:sz w:val="28"/>
+          <w:szCs w:val="28"/>
+        </w:rPr>
+        <w:t>результатів) перебирати в циклі з параметромітератором</w:t>
+      </w:r>
+      <w:r>
+        <w:rPr>
+          <w:sz w:val="28"/>
+          <w:szCs w:val="28"/>
+          <w:lang w:val="ru-RU"/>
+        </w:rPr>
+        <w:t xml:space="preserve"> </w:t>
+      </w:r>
+      <w:r>
+        <w:rPr>
+          <w:sz w:val="28"/>
+          <w:szCs w:val="28"/>
+        </w:rPr>
+        <w:t>відповідного контейнера.</w:t>
+      </w:r>
+    </w:p>
+    <w:p>
+      <w:pPr>
+        <w:rPr>
+          <w:b/>
+          <w:bCs/>
+          <w:sz w:val="28"/>
+          <w:szCs w:val="28"/>
+        </w:rPr>
+      </w:pPr>
+      <w:r>
+        <w:rPr>
+          <w:b/>
+          <w:bCs/>
+          <w:sz w:val="28"/>
+          <w:szCs w:val="28"/>
+        </w:rPr>
+        <w:t>Код:</w:t>
+      </w:r>
+    </w:p>
+    <w:p>
+      <w:pPr>
+        <w:rPr>
+          <w:b/>
+          <w:bCs/>
+          <w:sz w:val="28"/>
+          <w:szCs w:val="28"/>
+        </w:rPr>
+      </w:pPr>
+      <w:r>
+        <w:rPr>
+          <w:b/>
+          <w:bCs/>
+          <w:sz w:val="28"/>
+          <w:szCs w:val="28"/>
+        </w:rPr>
+        <w:drawing>
+          <wp:inline distT="0" distB="0" distL="0" distR="0" wp14:anchorId="6F7A3DD1" wp14:editId="61B87693">
+            <wp:extent cx="5940425" cy="3227070"/>
+            <wp:effectExtent l="0" t="0" r="3175" b="0"/>
+            <wp:docPr id="1824934198" name="Рисунок 1"/>
+            <wp:cNvGraphicFramePr>
+              <a:graphicFrameLocks xmlns:a="http://schemas.openxmlformats.org/drawingml/2006/main" noChangeAspect="1"/>
+            </wp:cNvGraphicFramePr>
+            <a:graphic xmlns:a="http://schemas.openxmlformats.org/drawingml/2006/main">
+              <a:graphicData uri="http://schemas.openxmlformats.org/drawingml/2006/picture">
+                <pic:pic xmlns:pic="http://schemas.openxmlformats.org/drawingml/2006/picture">
+                  <pic:nvPicPr>
+                    <pic:cNvPr id="1824934198" name=""/>
+                    <pic:cNvPicPr/>
+                  </pic:nvPicPr>
+                  <pic:blipFill>
+                    <a:blip r:embed="rId8"/>
+                    <a:stretch>
+                      <a:fillRect/>
+                    </a:stretch>
+                  </pic:blipFill>
+                  <pic:spPr>
+                    <a:xfrm>
+                      <a:off x="0" y="0"/>
+                      <a:ext cx="5940425" cy="3227070"/>
+                    </a:xfrm>
+                    <a:prstGeom prst="rect">
+                      <a:avLst/>
+                    </a:prstGeom>
+                  </pic:spPr>
+                </pic:pic>
+              </a:graphicData>
+            </a:graphic>
+          </wp:inline>
+        </w:drawing>
+      </w:r>
+    </w:p>
+    <w:p>
+      <w:pPr>
+        <w:rPr>
+          <w:b/>
+          <w:bCs/>
+          <w:sz w:val="28"/>
+          <w:szCs w:val="28"/>
+        </w:rPr>
+      </w:pPr>
+      <w:r>
+        <w:rPr>
+          <w:b/>
+          <w:bCs/>
+          <w:sz w:val="28"/>
+          <w:szCs w:val="28"/>
+        </w:rPr>
+        <w:drawing>
+          <wp:inline distT="0" distB="0" distL="0" distR="0" wp14:anchorId="57FE5137" wp14:editId="39B76DFD">
+            <wp:extent cx="5940425" cy="2929255"/>
+            <wp:effectExtent l="0" t="0" r="3175" b="4445"/>
+            <wp:docPr id="1571452853" name="Рисунок 1"/>
+            <wp:cNvGraphicFramePr>
+              <a:graphicFrameLocks xmlns:a="http://schemas.openxmlformats.org/drawingml/2006/main" noChangeAspect="1"/>
+            </wp:cNvGraphicFramePr>
+            <a:graphic xmlns:a="http://schemas.openxmlformats.org/drawingml/2006/main">
+              <a:graphicData uri="http://schemas.openxmlformats.org/drawingml/2006/picture">
+                <pic:pic xmlns:pic="http://schemas.openxmlformats.org/drawingml/2006/picture">
+                  <pic:nvPicPr>
+                    <pic:cNvPr id="1571452853" name=""/>
+                    <pic:cNvPicPr/>
+                  </pic:nvPicPr>
+                  <pic:blipFill>
+                    <a:blip r:embed="rId9"/>
+                    <a:stretch>
+                      <a:fillRect/>
+                    </a:stretch>
+                  </pic:blipFill>
+                  <pic:spPr>
+                    <a:xfrm>
+                      <a:off x="0" y="0"/>
+                      <a:ext cx="5940425" cy="2929255"/>
+                    </a:xfrm>
+                    <a:prstGeom prst="rect">
+                      <a:avLst/>
+                    </a:prstGeom>
+                  </pic:spPr>
+                </pic:pic>
+              </a:graphicData>
+            </a:graphic>
+          </wp:inline>
+        </w:drawing>
+      </w:r>
+    </w:p>
+    <w:p>
+      <w:pPr>
+        <w:rPr>
+          <w:b/>
+          <w:bCs/>
+          <w:sz w:val="28"/>
+          <w:szCs w:val="28"/>
+        </w:rPr>
+      </w:pPr>
+    </w:p>
+    <w:p>
+      <w:pPr>
+        <w:rPr>
+          <w:b/>
+          <w:bCs/>
+          <w:sz w:val="28"/>
+          <w:szCs w:val="28"/>
+          <w:lang w:val="en-US"/>
+        </w:rPr>
+      </w:pPr>
+      <w:r>
+        <w:rPr>
+          <w:b/>
+          <w:bCs/>
+          <w:sz w:val="28"/>
+          <w:szCs w:val="28"/>
+        </w:rPr>
+        <w:lastRenderedPageBreak/>
+        <w:t>Виконання</w:t>
+      </w:r>
+      <w:r>
+        <w:rPr>
+          <w:b/>
+          <w:bCs/>
+          <w:sz w:val="28"/>
+          <w:szCs w:val="28"/>
+          <w:lang w:val="en-US"/>
+        </w:rPr>
+        <w:t>:</w:t>
+      </w:r>
+    </w:p>
+    <w:p>
+      <w:pPr>
+        <w:rPr>
+          <w:b/>
+          <w:bCs/>
+          <w:sz w:val="28"/>
+          <w:szCs w:val="28"/>
+        </w:rPr>
+      </w:pPr>
+      <w:r>
+        <w:rPr>
+          <w:b/>
+          <w:bCs/>
+          <w:sz w:val="28"/>
+          <w:szCs w:val="28"/>
+        </w:rPr>
+        <w:drawing>
+          <wp:inline distT="0" distB="0" distL="0" distR="0" wp14:anchorId="443E220A" wp14:editId="1EACBC17">
+            <wp:extent cx="3410426" cy="1705213"/>
+            <wp:effectExtent l="0" t="0" r="0" b="9525"/>
+            <wp:docPr id="1652493913" name="Рисунок 1"/>
+            <wp:cNvGraphicFramePr>
+              <a:graphicFrameLocks xmlns:a="http://schemas.openxmlformats.org/drawingml/2006/main" noChangeAspect="1"/>
+            </wp:cNvGraphicFramePr>
+            <a:graphic xmlns:a="http://schemas.openxmlformats.org/drawingml/2006/main">
+              <a:graphicData uri="http://schemas.openxmlformats.org/drawingml/2006/picture">
+                <pic:pic xmlns:pic="http://schemas.openxmlformats.org/drawingml/2006/picture">
+                  <pic:nvPicPr>
+                    <pic:cNvPr id="1652493913" name=""/>
+                    <pic:cNvPicPr/>
+                  </pic:nvPicPr>
+                  <pic:blipFill>
+                    <a:blip r:embed="rId10"/>
+                    <a:stretch>
+                      <a:fillRect/>
+                    </a:stretch>
+                  </pic:blipFill>
+                  <pic:spPr>
+                    <a:xfrm>
+                      <a:off x="0" y="0"/>
+                      <a:ext cx="3410426" cy="1705213"/>
+                    </a:xfrm>
+                    <a:prstGeom prst="rect">
+                      <a:avLst/>
+                    </a:prstGeom>
+                  </pic:spPr>
+                </pic:pic>
+              </a:graphicData>
+            </a:graphic>
+          </wp:inline>
+        </w:drawing>
+      </w:r>
+    </w:p>
+    <w:p>
+      <w:pPr>
+        <w:rPr>
+          <w:sz w:val="28"/>
+          <w:szCs w:val="28"/>
+        </w:rPr>
+      </w:pPr>
+      <w:r>
+        <w:rPr>
+          <w:b/>
+          <w:bCs/>
+          <w:sz w:val="28"/>
+          <w:szCs w:val="28"/>
+        </w:rPr>
+        <w:t>2.</w:t>
+      </w:r>
+      <w:r>
+        <w:t xml:space="preserve"> </w:t>
+      </w:r>
+      <w:r>
+        <w:rPr>
+          <w:sz w:val="28"/>
+          <w:szCs w:val="28"/>
+        </w:rPr>
+        <w:t>Розв'язати задачу Задача_3_1, використовуючи для перебору</w:t>
+      </w:r>
+    </w:p>
+    <w:p>
+      <w:pPr>
+        <w:rPr>
+          <w:sz w:val="28"/>
+          <w:szCs w:val="28"/>
+        </w:rPr>
+      </w:pPr>
+      <w:r>
+        <w:rPr>
+          <w:sz w:val="28"/>
+          <w:szCs w:val="28"/>
+        </w:rPr>
+        <w:t>елементів вектора V і відображення M виклики алгоритму for_each або, якщо</w:t>
+      </w:r>
+      <w:r>
+        <w:rPr>
+          <w:sz w:val="28"/>
+          <w:szCs w:val="28"/>
+        </w:rPr>
+        <w:t xml:space="preserve"> </w:t>
+      </w:r>
+      <w:r>
+        <w:rPr>
+          <w:sz w:val="28"/>
+          <w:szCs w:val="28"/>
+        </w:rPr>
+        <w:t>компілятор підтримує стандарт C++11, цикли for елементів контейнера</w:t>
+      </w:r>
+    </w:p>
+    <w:p>
+      <w:pPr>
+        <w:rPr>
+          <w:sz w:val="28"/>
+          <w:szCs w:val="28"/>
+        </w:rPr>
+      </w:pPr>
+      <w:r>
+        <w:rPr>
+          <w:b/>
+          <w:bCs/>
+          <w:sz w:val="28"/>
+          <w:szCs w:val="28"/>
+        </w:rPr>
+        <w:t>Код:</w:t>
+      </w:r>
+    </w:p>
+    <w:p>
+      <w:pPr>
+        <w:rPr>
+          <w:sz w:val="28"/>
+          <w:szCs w:val="28"/>
+        </w:rPr>
+      </w:pPr>
+      <w:r>
+        <w:rPr>
+          <w:sz w:val="28"/>
+          <w:szCs w:val="28"/>
+        </w:rPr>
+        <w:drawing>
+          <wp:inline distT="0" distB="0" distL="0" distR="0" wp14:anchorId="66382A83" wp14:editId="2B3DDC00">
+            <wp:extent cx="5940425" cy="2553335"/>
+            <wp:effectExtent l="0" t="0" r="3175" b="0"/>
+            <wp:docPr id="2095567627" name="Рисунок 1"/>
+            <wp:cNvGraphicFramePr>
+              <a:graphicFrameLocks xmlns:a="http://schemas.openxmlformats.org/drawingml/2006/main" noChangeAspect="1"/>
+            </wp:cNvGraphicFramePr>
+            <a:graphic xmlns:a="http://schemas.openxmlformats.org/drawingml/2006/main">
+              <a:graphicData uri="http://schemas.openxmlformats.org/drawingml/2006/picture">
+                <pic:pic xmlns:pic="http://schemas.openxmlformats.org/drawingml/2006/picture">
+                  <pic:nvPicPr>
+                    <pic:cNvPr id="2095567627" name=""/>
+                    <pic:cNvPicPr/>
+                  </pic:nvPicPr>
+                  <pic:blipFill>
+                    <a:blip r:embed="rId11"/>
+                    <a:stretch>
+                      <a:fillRect/>
+                    </a:stretch>
+                  </pic:blipFill>
+                  <pic:spPr>
+                    <a:xfrm>
+                      <a:off x="0" y="0"/>
+                      <a:ext cx="5940425" cy="2553335"/>
+                    </a:xfrm>
+                    <a:prstGeom prst="rect">
+                      <a:avLst/>
+                    </a:prstGeom>
+                  </pic:spPr>
+                </pic:pic>
+              </a:graphicData>
+            </a:graphic>
+          </wp:inline>
+        </w:drawing>
+      </w:r>
+    </w:p>
+    <w:p>
+      <w:pPr>
+        <w:rPr>
+          <w:sz w:val="28"/>
+          <w:szCs w:val="28"/>
+        </w:rPr>
+      </w:pPr>
+      <w:r>
+        <w:rPr>
+          <w:b/>
+          <w:bCs/>
+          <w:sz w:val="28"/>
+          <w:szCs w:val="28"/>
+        </w:rPr>
+        <w:t>Виконання:</w:t>
+      </w:r>
+    </w:p>
+    <w:p>
+      <w:pPr>
+        <w:rPr>
+          <w:sz w:val="28"/>
+          <w:szCs w:val="28"/>
+        </w:rPr>
+      </w:pPr>
+      <w:r>
+        <w:rPr>
+          <w:sz w:val="28"/>
+          <w:szCs w:val="28"/>
+        </w:rPr>
+        <w:drawing>
+          <wp:inline distT="0" distB="0" distL="0" distR="0" wp14:anchorId="7130DDA8" wp14:editId="7AB457CF">
+            <wp:extent cx="3315163" cy="1495634"/>
+            <wp:effectExtent l="0" t="0" r="0" b="9525"/>
+            <wp:docPr id="1053530448" name="Рисунок 1"/>
+            <wp:cNvGraphicFramePr>
+              <a:graphicFrameLocks xmlns:a="http://schemas.openxmlformats.org/drawingml/2006/main" noChangeAspect="1"/>
+            </wp:cNvGraphicFramePr>
+            <a:graphic xmlns:a="http://schemas.openxmlformats.org/drawingml/2006/main">
+              <a:graphicData uri="http://schemas.openxmlformats.org/drawingml/2006/picture">
+                <pic:pic xmlns:pic="http://schemas.openxmlformats.org/drawingml/2006/picture">
+                  <pic:nvPicPr>
+                    <pic:cNvPr id="1053530448" name=""/>
+                    <pic:cNvPicPr/>
+                  </pic:nvPicPr>
+                  <pic:blipFill>
+                    <a:blip r:embed="rId12"/>
+                    <a:stretch>
+                      <a:fillRect/>
+                    </a:stretch>
+                  </pic:blipFill>
+                  <pic:spPr>
+                    <a:xfrm>
+                      <a:off x="0" y="0"/>
+                      <a:ext cx="3315163" cy="1495634"/>
+                    </a:xfrm>
+                    <a:prstGeom prst="rect">
+                      <a:avLst/>
+                    </a:prstGeom>
+                  </pic:spPr>
+                </pic:pic>
+              </a:graphicData>
+            </a:graphic>
+          </wp:inline>
+        </w:drawing>
+      </w:r>
+    </w:p>
+    <w:p>
+      <w:pPr>
+        <w:rPr>
+          <w:b/>
+          <w:bCs/>
+          <w:sz w:val="28"/>
+          <w:szCs w:val="28"/>
+        </w:rPr>
+      </w:pPr>
+      <w:r>
+        <w:rPr>
+          <w:b/>
+          <w:bCs/>
+          <w:sz w:val="28"/>
+          <w:szCs w:val="28"/>
+        </w:rPr>
         <w:t>Висновок</w:t>
       </w:r>
       <w:r>
@@ -2082,7 +2551,7 @@
           <w:bCs/>
           <w:sz w:val="28"/>
           <w:szCs w:val="28"/>
-          <w:lang w:val="en-US"/>
+          <w:lang w:val="ru-RU"/>
         </w:rPr>
       </w:pPr>
       <w:r>
@@ -2522,6 +2991,7 @@
   </w:latentStyles>
   <w:style w:type="paragraph" w:default="1" w:styleId="a">
     <w:name w:val="Normal"/>
+    <w:rsid w:val="006D48A0"/>
   </w:style>
   <w:style w:type="paragraph" w:styleId="1">
     <w:name w:val="heading 1"/>
@@ -2620,6 +3090,7 @@
   <w:style w:type="character" w:default="1" w:styleId="a0">
     <w:name w:val="Default Paragraph Font"/>
     <w:uiPriority w:val="1"/>
+    <w:semiHidden/>
     <w:unhideWhenUsed/>
   </w:style>
   <w:style w:type="table" w:default="1" w:styleId="a1">
